--- a/fixtures/example-consulting/example-consulting-resume-letter.docx
+++ b/fixtures/example-consulting/example-consulting-resume-letter.docx
@@ -190,7 +190,7 @@
         <w:rPr>
           <w:rtl w:val="0"/>
         </w:rPr>
-        <w:t xml:space="preserve">Lead the weekly status deck for a five-person team and keep the issues log the partner reviews before client calls</w:t>
+        <w:t xml:space="preserve">Build the weekly status deck for a five-person team and keep the issues log the partner reviews before client calls</w:t>
       </w:r>
     </w:p>
     <w:p>
@@ -209,7 +209,7 @@
           <w:bCs w:val="1"/>
           <w:rtl w:val="0"/>
         </w:rPr>
-        <w:t xml:space="preserve">Narragansett Bay Health</w:t>
+        <w:t xml:space="preserve">Pellmont Health</w:t>
       </w:r>
       <w:r>
         <w:rPr>

--- a/fixtures/example-consulting/example-consulting-resume-letter.docx
+++ b/fixtures/example-consulting/example-consulting-resume-letter.docx
@@ -31,7 +31,7 @@
           <w:rPr>
             <w:rtl w:val="0"/>
           </w:rPr>
-          <w:t xml:space="preserve">grace.liu@email.com</w:t>
+          <w:t xml:space="preserve">grace.liu@example.com</w:t>
         </w:r>
       </w:hyperlink>
       <w:r>
